--- a/docs/study-guides/chapter-2/word/Lesson-2-04-Use-Addition-Properties-to-Add.docx
+++ b/docs/study-guides/chapter-2/word/Lesson-2-04-Use-Addition-Properties-to-Add.docx
@@ -888,6 +888,20 @@
           </w:p>
           <w:p>
             <w:pPr>
+              <w:keepLines/>
+              <w:spacing w:after="80" w:before="0" w:line="264"/>
+            </w:pPr>
+            <w:r>
+              <w:rPr>
+                <w:rFonts w:ascii="Arial" w:cs="Arial" w:eastAsia="Arial" w:hAnsi="Arial"/>
+                <w:sz w:val="20"/>
+                <w:szCs w:val="20"/>
+              </w:rPr>
+              <w:t xml:space="preserve">Start: 18 + 45 + 82. Switch: 18 + 82 + 45.</w:t>
+            </w:r>
+          </w:p>
+          <w:p>
+            <w:pPr>
               <w:keepNext/>
               <w:spacing w:after="80" w:before="60"/>
               <w:jc w:val="left"/>
@@ -944,7 +958,7 @@
                 <w:sz w:val="20"/>
                 <w:szCs w:val="20"/>
               </w:rPr>
-              <w:t xml:space="preserve">18 + 45 + 82 = 18 + 82 + 45. Group 18 + 82 = 100. Sum: </w:t>
+              <w:t xml:space="preserve">Sum: </w:t>
             </w:r>
             <w:r>
               <w:rPr>
@@ -1146,7 +1160,7 @@
                 <w:sz w:val="20"/>
                 <w:szCs w:val="20"/>
               </w:rPr>
-              <w:t xml:space="preserve">Days: 58, 67, 42.</w:t>
+              <w:t xml:space="preserve">Days: 73, 55, 27.</w:t>
             </w:r>
           </w:p>
           <w:p>
@@ -1170,7 +1184,7 @@
                 <w:sz w:val="20"/>
                 <w:szCs w:val="20"/>
               </w:rPr>
-              <w:t xml:space="preserve"> 42 + 67 + 58 and 58 + 42 + 67 (same numbers, only +).</w:t>
+              <w:t xml:space="preserve"> 27 + 55 + 73 and 73 + 27 + 55 (same numbers, only +).</w:t>
             </w:r>
           </w:p>
           <w:p>
@@ -1194,7 +1208,7 @@
                 <w:sz w:val="20"/>
                 <w:szCs w:val="20"/>
               </w:rPr>
-              <w:t xml:space="preserve"> 67 − 58 + 42 (subtracts) and 58 + 67 + 24 (24 is not 42).</w:t>
+              <w:t xml:space="preserve"> 55 − 27 + 73 (subtracts) and 73 + 55 + 72 (72 is not 27).</w:t>
             </w:r>
           </w:p>
         </w:tc>
@@ -3462,7 +3476,7 @@
                 <w:sz w:val="19"/>
                 <w:szCs w:val="19"/>
               </w:rPr>
-              <w:t xml:space="preserve">6 + 4 make a ten, so 46 and 54 are a friendly pair.</w:t>
+              <w:t xml:space="preserve">6 + 4 make a ten, so 46 and 54 are a friendly pair. Also accept adding left to right if the sum is 225.</w:t>
             </w:r>
           </w:p>
         </w:tc>
@@ -3864,6 +3878,22 @@
                 <w:szCs w:val="21"/>
               </w:rPr>
               <w:t xml:space="preserve">265</w:t>
+            </w:r>
+          </w:p>
+          <w:p>
+            <w:pPr>
+              <w:keepLines/>
+              <w:spacing w:after="0" w:before="0" w:line="264"/>
+            </w:pPr>
+            <w:r>
+              <w:rPr>
+                <w:rFonts w:ascii="Arial" w:cs="Arial" w:eastAsia="Arial" w:hAnsi="Arial"/>
+                <w:i/>
+                <w:iCs/>
+                <w:sz w:val="19"/>
+                <w:szCs w:val="19"/>
+              </w:rPr>
+              <w:t xml:space="preserve">Items 6–9: accept any grouping with the correct sum; praise a friendly-pair grouping.</w:t>
             </w:r>
           </w:p>
         </w:tc>

--- a/docs/study-guides/chapter-2/word/Lesson-2-04-Use-Addition-Properties-to-Add.docx
+++ b/docs/study-guides/chapter-2/word/Lesson-2-04-Use-Addition-Properties-to-Add.docx
@@ -773,7 +773,7 @@
                 <wp:inline distT="0" distB="0" distL="0" distR="0">
                   <wp:extent cx="1647825" cy="695325"/>
                   <wp:effectExtent t="0" r="0" b="0" l="0"/>
-                  <wp:docPr id="10" name="" descr="" title=""/>
+                  <wp:docPr id="20" name="" descr="" title=""/>
                   <wp:cNvGraphicFramePr>
                     <a:graphicFrameLocks xmlns:a="http://schemas.openxmlformats.org/drawingml/2006/main" noChangeAspect="1"/>
                   </wp:cNvGraphicFramePr>
@@ -911,7 +911,7 @@
                 <wp:inline distT="0" distB="0" distL="0" distR="0">
                   <wp:extent cx="1647825" cy="695325"/>
                   <wp:effectExtent t="0" r="0" b="0" l="0"/>
-                  <wp:docPr id="11" name="" descr="" title=""/>
+                  <wp:docPr id="21" name="" descr="" title=""/>
                   <wp:cNvGraphicFramePr>
                     <a:graphicFrameLocks xmlns:a="http://schemas.openxmlformats.org/drawingml/2006/main" noChangeAspect="1"/>
                   </wp:cNvGraphicFramePr>
